--- a/ind/docx/56.content.docx
+++ b/ind/docx/56.content.docx
@@ -5001,18 +5001,12 @@
         </w:rPr>
         <w:t xml:space="preserve"> dalam </w:t>
       </w:r>
-      <w:hyperlink r:id="rId13">
-        <w:r>
-          <w:rPr>
-            <w:lang w:val="id_ID" w:bidi="id_ID"/>
-          </w:rPr>
-          <w:rPr>
-            <w:color w:val="0000EE"/>
-            <w:u w:val="single"/>
-          </w:rPr>
-          <w:t>Titus 1:9</w:t>
-        </w:r>
-      </w:hyperlink>
+      <w:r>
+        <w:rPr>
+          <w:lang w:val="id_ID" w:bidi="id_ID"/>
+        </w:rPr>
+        <w:t>Titus 1:9</w:t>
+      </w:r>
       <w:r>
         <w:rPr>
           <w:lang w:val="id_ID" w:bidi="id_ID"/>
@@ -6046,18 +6040,12 @@
         </w:rPr>
         <w:t xml:space="preserve"> di </w:t>
       </w:r>
-      <w:hyperlink r:id="rId13">
-        <w:r>
-          <w:rPr>
-            <w:lang w:val="id_ID" w:bidi="id_ID"/>
-          </w:rPr>
-          <w:rPr>
-            <w:color w:val="0000EE"/>
-            <w:u w:val="single"/>
-          </w:rPr>
-          <w:t>Titus 1:9</w:t>
-        </w:r>
-      </w:hyperlink>
+      <w:r>
+        <w:rPr>
+          <w:lang w:val="id_ID" w:bidi="id_ID"/>
+        </w:rPr>
+        <w:t>Titus 1:9</w:t>
+      </w:r>
       <w:r>
         <w:rPr>
           <w:lang w:val="id_ID" w:bidi="id_ID"/>
@@ -6504,18 +6492,12 @@
         </w:rPr>
         <w:t xml:space="preserve"> di </w:t>
       </w:r>
-      <w:hyperlink r:id="rId13">
-        <w:r>
-          <w:rPr>
-            <w:lang w:val="id_ID" w:bidi="id_ID"/>
-          </w:rPr>
-          <w:rPr>
-            <w:color w:val="0000EE"/>
-            <w:u w:val="single"/>
-          </w:rPr>
-          <w:t>Titus 1:9</w:t>
-        </w:r>
-      </w:hyperlink>
+      <w:r>
+        <w:rPr>
+          <w:lang w:val="id_ID" w:bidi="id_ID"/>
+        </w:rPr>
+        <w:t>Titus 1:9</w:t>
+      </w:r>
       <w:r>
         <w:rPr>
           <w:lang w:val="id_ID" w:bidi="id_ID"/>
@@ -6535,18 +6517,12 @@
         </w:rPr>
         <w:t xml:space="preserve"> di </w:t>
       </w:r>
-      <w:hyperlink r:id="rId14">
-        <w:r>
-          <w:rPr>
-            <w:lang w:val="id_ID" w:bidi="id_ID"/>
-          </w:rPr>
-          <w:rPr>
-            <w:color w:val="0000EE"/>
-            <w:u w:val="single"/>
-          </w:rPr>
-          <w:t>Titus 1:13</w:t>
-        </w:r>
-      </w:hyperlink>
+      <w:r>
+        <w:rPr>
+          <w:lang w:val="id_ID" w:bidi="id_ID"/>
+        </w:rPr>
+        <w:t>Titus 1:13</w:t>
+      </w:r>
       <w:r>
         <w:rPr>
           <w:lang w:val="id_ID" w:bidi="id_ID"/>
@@ -8408,36 +8384,24 @@
         </w:rPr>
         <w:t xml:space="preserve"> Titus dan berarti “tepat” atau “benar”, seperti halnya dalam </w:t>
       </w:r>
-      <w:hyperlink r:id="rId13">
-        <w:r>
-          <w:rPr>
-            <w:lang w:val="id_ID" w:bidi="id_ID"/>
-          </w:rPr>
-          <w:rPr>
-            <w:color w:val="0000EE"/>
-            <w:u w:val="single"/>
-          </w:rPr>
-          <w:t>Titus 1:9</w:t>
-        </w:r>
-      </w:hyperlink>
+      <w:r>
+        <w:rPr>
+          <w:lang w:val="id_ID" w:bidi="id_ID"/>
+        </w:rPr>
+        <w:t>Titus 1:9</w:t>
+      </w:r>
       <w:r>
         <w:rPr>
           <w:lang w:val="id_ID" w:bidi="id_ID"/>
         </w:rPr>
         <w:t xml:space="preserve"> dan </w:t>
       </w:r>
-      <w:hyperlink r:id="rId15">
-        <w:r>
-          <w:rPr>
-            <w:lang w:val="id_ID" w:bidi="id_ID"/>
-          </w:rPr>
-          <w:rPr>
-            <w:color w:val="0000EE"/>
-            <w:u w:val="single"/>
-          </w:rPr>
-          <w:t>2:1</w:t>
-        </w:r>
-      </w:hyperlink>
+      <w:r>
+        <w:rPr>
+          <w:lang w:val="id_ID" w:bidi="id_ID"/>
+        </w:rPr>
+        <w:t>2:1</w:t>
+      </w:r>
       <w:r>
         <w:rPr>
           <w:lang w:val="id_ID" w:bidi="id_ID"/>
